--- a/Backup 20260702/Техническо_описание_ЗАДАЧИ_20260702.docx
+++ b/Backup 20260702/Техническо_описание_ЗАДАЧИ_20260702.docx
@@ -4891,7 +4891,7 @@
       </w:pPr>
       <w:r>
         <w:rPr/>
-        <w:t>Таб „Извън план" (преди „Пропуснати"). Съдържа превключвател с два бутона: „Пропуснати" (по подразбиране активен) и „Отработени без връзка". Показва пропуснати и частично завършени задачи. Задачи с дата = днес се включват само ако статусът им е изрично `missed`; задачи от днес с `partial` или `pending` статус се изключват.</w:t>
+        <w:t>Таб „Пропуснати и Отработени". Съдържа превключвател с два бутона: „Пропуснати" (по подразбиране активен) и „Отработени (без връзка)". Показва пропуснати и частично завършени задачи. Задачи с дата = днес се включват само ако статусът им е изрично `missed`; задачи от днес с `partial` или `pending` статус се изключват.</w:t>
       </w:r>
     </w:p>
     <w:p>
@@ -5079,7 +5079,7 @@
       </w:pPr>
       <w:r>
         <w:rPr/>
-        <w:t>- Пропуснат ден (минал или бъдещ) с makeupForDate остава в екран Извън план (изглед „Пропуснати") докато makeup денят не е напълно завършен (isTaskCompleted). При свързване от ден БЕЗ правило, пропуснатият ден запазва своя статус (missed/partial) — не получава status: 'makeup'</w:t>
+        <w:t>- Пропуснат ден (минал или бъдещ) с makeupForDate остава в екран „Пропуснати и Отработени" (изглед „Пропуснати") докато makeup денят не е напълно завършен (isTaskCompleted). При свързване от ден БЕЗ правило, пропуснатият ден запазва своя статус (missed/partial) — не получава status: 'makeup'</w:t>
       </w:r>
     </w:p>
     <w:p>
@@ -5646,7 +5646,7 @@
       </w:pPr>
       <w:r>
         <w:rPr/>
-        <w:t>5 навигационни таба: Днес, Задачи, Календар, Статистика, Извън план</w:t>
+        <w:t>5 навигационни таба: Днес, Задачи, Календар, Статистика, Пропуснати и Отработени</w:t>
       </w:r>
     </w:p>
     <w:p>
@@ -7534,8 +7534,8 @@
       <w:bCs/>
     </w:rPr>
   </w:style>
-  <w:style w:type="character" w:styleId="Bullets">
-    <w:name w:val="Bullets"/>
+  <w:style w:type="character" w:styleId="Bulletsuser">
+    <w:name w:val="Bullets (user)"/>
     <w:qFormat/>
     <w:rPr>
       <w:rFonts w:ascii="OpenSymbol" w:hAnsi="OpenSymbol" w:eastAsia="OpenSymbol" w:cs="OpenSymbol"/>
